--- a/public/temas/ejercicio-1/ESQUEMA TEMA 55.docx
+++ b/public/temas/ejercicio-1/ESQUEMA TEMA 55.docx
@@ -316,7 +316,7 @@
           <w:rFonts w:ascii="Cambria" w:hAnsi="Cambria" w:cs="Cambria" w:eastAsia="Cambria"/>
           <w:sz w:val="22"/>
         </w:rPr>
-        <w:t xml:space="preserve"> con los Laboratorios Natick del Ejército de EE. UU.</w:t>
+        <w:t xml:space="preserve"> con los Laboratorios Natick del Ejército de EEUU</w:t>
       </w:r>
     </w:p>
     <w:p>
@@ -2658,7 +2658,7 @@
           <w:b/>
           <w:sz w:val="22"/>
         </w:rPr>
-        <w:t>RD 495/2020 y RD 209/2024</w:t>
+        <w:t>Real Decreto 495/2020 y Real Decreto 209/2024</w:t>
       </w:r>
       <w:r>
         <w:rPr>
